--- a/_output/ctd-cast_qa-qc-protocol.docx
+++ b/_output/ctd-cast_qa-qc-protocol.docx
@@ -23,7 +23,7 @@
         <w:pStyle w:val="Date"/>
       </w:pPr>
       <w:r>
-        <w:t xml:space="preserve">2026-08-02</w:t>
+        <w:t xml:space="preserve">2026-08-08</w:t>
       </w:r>
     </w:p>
     <w:sdt>
@@ -36117,7 +36117,7 @@
         <w:rPr>
           <w:rStyle w:val="VerbatimChar"/>
         </w:rPr>
-        <w:t xml:space="preserve"> date     2026-08-02</w:t>
+        <w:t xml:space="preserve"> date     2026-08-08</w:t>
       </w:r>
       <w:r>
         <w:br/>
@@ -36237,7 +36237,7 @@
         <w:rPr>
           <w:rStyle w:val="VerbatimChar"/>
         </w:rPr>
-        <w:t xml:space="preserve"> P calcofi4db    * 3.4.0     2026-08-02 [?] load_all()</w:t>
+        <w:t xml:space="preserve"> P calcofi4db    * 3.10.0    2026-08-08 [?] load_all()</w:t>
       </w:r>
       <w:r>
         <w:br/>

--- a/_output/ctd-cast_qa-qc-protocol.docx
+++ b/_output/ctd-cast_qa-qc-protocol.docx
@@ -23,7 +23,7 @@
         <w:pStyle w:val="Date"/>
       </w:pPr>
       <w:r>
-        <w:t xml:space="preserve">2026-08-08</w:t>
+        <w:t xml:space="preserve">2026-08-14</w:t>
       </w:r>
     </w:p>
     <w:sdt>
@@ -36117,7 +36117,7 @@
         <w:rPr>
           <w:rStyle w:val="VerbatimChar"/>
         </w:rPr>
-        <w:t xml:space="preserve"> date     2026-08-08</w:t>
+        <w:t xml:space="preserve"> date     2026-08-14</w:t>
       </w:r>
       <w:r>
         <w:br/>
@@ -36237,7 +36237,7 @@
         <w:rPr>
           <w:rStyle w:val="VerbatimChar"/>
         </w:rPr>
-        <w:t xml:space="preserve"> P calcofi4db    * 3.10.0    2026-08-08 [?] load_all()</w:t>
+        <w:t xml:space="preserve"> P calcofi4db    * 3.15.0    2026-08-13 [?] load_all()</w:t>
       </w:r>
       <w:r>
         <w:br/>
